--- a/Docs/Felhasználói kézikönyv.docx
+++ b/Docs/Felhasználói kézikönyv.docx
@@ -2,13 +2,6 @@
 <file path=word/document.xml><?xml version="1.0" encoding="utf-8"?>
 <w:document xmlns:wpc="http://schemas.microsoft.com/office/word/2010/wordprocessingCanvas" xmlns:cx="http://schemas.microsoft.com/office/drawing/2014/chartex" xmlns:cx1="http://schemas.microsoft.com/office/drawing/2015/9/8/chartex" xmlns:cx2="http://schemas.microsoft.com/office/drawing/2015/10/21/chartex" xmlns:cx3="http://schemas.microsoft.com/office/drawing/2016/5/9/chartex" xmlns:cx4="http://schemas.microsoft.com/office/drawing/2016/5/10/chartex" xmlns:cx5="http://schemas.microsoft.com/office/drawing/2016/5/11/chartex" xmlns:cx6="http://schemas.microsoft.com/office/drawing/2016/5/12/chartex" xmlns:cx7="http://schemas.microsoft.com/office/drawing/2016/5/13/chartex" xmlns:cx8="http://schemas.microsoft.com/office/drawing/2016/5/14/chartex" xmlns:mc="http://schemas.openxmlformats.org/markup-compatibility/2006" xmlns:aink="http://schemas.microsoft.com/office/drawing/2016/ink" xmlns:am3d="http://schemas.microsoft.com/office/drawing/2017/model3d" xmlns:o="urn:schemas-microsoft-com:office:office" xmlns:oel="http://schemas.microsoft.com/office/2019/extlst" xmlns:r="http://schemas.openxmlformats.org/officeDocument/2006/relationships" xmlns:m="http://schemas.openxmlformats.org/officeDocument/2006/math" xmlns:v="urn:schemas-microsoft-com:vml" xmlns:wp14="http://schemas.microsoft.com/office/word/2010/wordprocessingDrawing" xmlns:wp="http://schemas.openxmlformats.org/drawingml/2006/wordprocessingDrawing" xmlns:w10="urn:schemas-microsoft-com:office:word" xmlns:w="http://schemas.openxmlformats.org/wordprocessingml/2006/main" xmlns:w14="http://schemas.microsoft.com/office/word/2010/wordml" xmlns:w15="http://schemas.microsoft.com/office/word/2012/wordml" xmlns:w16cei="http://schemas.microsoft.com/office/word/2026/wordml/cei" xmlns:w16cex="http://schemas.microsoft.com/office/word/2018/wordml/cex" xmlns:w16cid="http://schemas.microsoft.com/office/word/2016/wordml/cid" xmlns:w16="http://schemas.microsoft.com/office/word/2018/wordml" xmlns:w16du="http://schemas.microsoft.com/office/word/2023/wordml/word16du" xmlns:w16sdtdh="http://schemas.microsoft.com/office/word/2020/wordml/sdtdatahash" xmlns:w16sdtfl="http://schemas.microsoft.com/office/word/2024/wordml/sdtformatlock" xmlns:w16se="http://schemas.microsoft.com/office/word/2015/wordml/symex" xmlns:wpg="http://schemas.microsoft.com/office/word/2010/wordprocessingGroup" xmlns:wpi="http://schemas.microsoft.com/office/word/2010/wordprocessingInk" xmlns:wne="http://schemas.microsoft.com/office/word/2006/wordml" xmlns:wps="http://schemas.microsoft.com/office/word/2010/wordprocessingShape" mc:Ignorable="w14 w15 w16se w16cid w16 w16cex w16sdtdh w16sdtfl w16du wp14">
   <w:body>
-    <w:p>
-      <w:pPr>
-        <w:pStyle w:val="Title"/>
-        <w:spacing w:after="0"/>
-        <w:jc w:val="center"/>
-      </w:pPr>
-    </w:p>
     <w:p>
       <w:pPr>
         <w:pStyle w:val="Title"/>
@@ -63,6 +56,14 @@
     <w:p/>
     <w:sdt>
       <w:sdtPr>
+        <w:rPr>
+          <w:rFonts w:asciiTheme="minorHAnsi" w:eastAsiaTheme="minorHAnsi" w:hAnsiTheme="minorHAnsi" w:cstheme="minorBidi"/>
+          <w:color w:val="auto"/>
+          <w:kern w:val="2"/>
+          <w:sz w:val="24"/>
+          <w:szCs w:val="24"/>
+          <w14:ligatures w14:val="standardContextual"/>
+        </w:rPr>
         <w:id w:val="1437337634"/>
         <w:docPartObj>
           <w:docPartGallery w:val="Table of Contents"/>
@@ -71,15 +72,9 @@
       </w:sdtPr>
       <w:sdtEndPr>
         <w:rPr>
-          <w:rFonts w:asciiTheme="minorHAnsi" w:eastAsiaTheme="minorHAnsi" w:hAnsiTheme="minorHAnsi" w:cstheme="minorBidi"/>
           <w:b/>
           <w:bCs/>
           <w:noProof/>
-          <w:color w:val="auto"/>
-          <w:kern w:val="2"/>
-          <w:sz w:val="24"/>
-          <w:szCs w:val="24"/>
-          <w14:ligatures w14:val="standardContextual"/>
         </w:rPr>
       </w:sdtEndPr>
       <w:sdtContent>
@@ -482,13 +477,14 @@
       </w:pPr>
       <w:r>
         <w:rPr>
+          <w:noProof/>
           <w:lang w:val="hu-HU"/>
         </w:rPr>
         <w:drawing>
-          <wp:inline distT="0" distB="0" distL="0" distR="0" wp14:anchorId="6B9A6F29" wp14:editId="6D7E9AB7">
-            <wp:extent cx="5943600" cy="3434080"/>
+          <wp:inline distT="0" distB="0" distL="0" distR="0" wp14:anchorId="3A5CED7D" wp14:editId="63C42BD0">
+            <wp:extent cx="5943600" cy="3433445"/>
             <wp:effectExtent l="0" t="0" r="0" b="0"/>
-            <wp:docPr id="1772469322" name="Picture 1"/>
+            <wp:docPr id="909417251" name="Picture 1"/>
             <wp:cNvGraphicFramePr>
               <a:graphicFrameLocks xmlns:a="http://schemas.openxmlformats.org/drawingml/2006/main" noChangeAspect="1"/>
             </wp:cNvGraphicFramePr>
@@ -496,7 +492,7 @@
               <a:graphicData uri="http://schemas.openxmlformats.org/drawingml/2006/picture">
                 <pic:pic xmlns:pic="http://schemas.openxmlformats.org/drawingml/2006/picture">
                   <pic:nvPicPr>
-                    <pic:cNvPr id="1772469322" name=""/>
+                    <pic:cNvPr id="909417251" name=""/>
                     <pic:cNvPicPr/>
                   </pic:nvPicPr>
                   <pic:blipFill>
@@ -508,7 +504,7 @@
                   <pic:spPr>
                     <a:xfrm>
                       <a:off x="0" y="0"/>
-                      <a:ext cx="5943600" cy="3434080"/>
+                      <a:ext cx="5943600" cy="3433445"/>
                     </a:xfrm>
                     <a:prstGeom prst="rect">
                       <a:avLst/>
@@ -588,6 +584,7 @@
       </w:pPr>
       <w:r>
         <w:rPr>
+          <w:noProof/>
           <w:sz w:val="28"/>
           <w:szCs w:val="28"/>
           <w:lang w:val="hu-HU"/>
@@ -675,8 +672,9 @@
           <w:bCs/>
           <w:sz w:val="28"/>
           <w:szCs w:val="28"/>
-        </w:rPr>
-        <w:t>“</w:t>
+          <w:lang w:val="hu-HU"/>
+        </w:rPr>
+        <w:t>Electromos autó mező</w:t>
       </w:r>
       <w:r>
         <w:rPr>
@@ -684,17 +682,15 @@
           <w:bCs/>
           <w:sz w:val="28"/>
           <w:szCs w:val="28"/>
-          <w:lang w:val="hu-HU"/>
-        </w:rPr>
-        <w:t>View Spots and Reservations” gomb</w:t>
-      </w:r>
-      <w:r>
-        <w:rPr>
-          <w:sz w:val="28"/>
-          <w:szCs w:val="28"/>
-          <w:lang w:val="hu-HU"/>
-        </w:rPr>
-        <w:t xml:space="preserve">: </w:t>
+        </w:rPr>
+        <w:t xml:space="preserve"> </w:t>
+      </w:r>
+      <w:r>
+        <w:rPr>
+          <w:sz w:val="28"/>
+          <w:szCs w:val="28"/>
+        </w:rPr>
+        <w:t>:</w:t>
       </w:r>
     </w:p>
     <w:p>
@@ -709,6 +705,121 @@
       </w:pPr>
       <w:r>
         <w:rPr>
+          <w:noProof/>
+          <w:sz w:val="28"/>
+          <w:szCs w:val="28"/>
+          <w:lang w:val="hu-HU"/>
+        </w:rPr>
+        <w:drawing>
+          <wp:inline distT="0" distB="0" distL="0" distR="0" wp14:anchorId="69EF887E" wp14:editId="25543E97">
+            <wp:extent cx="3246401" cy="198137"/>
+            <wp:effectExtent l="0" t="0" r="0" b="0"/>
+            <wp:docPr id="1925304479" name="Picture 1"/>
+            <wp:cNvGraphicFramePr>
+              <a:graphicFrameLocks xmlns:a="http://schemas.openxmlformats.org/drawingml/2006/main" noChangeAspect="1"/>
+            </wp:cNvGraphicFramePr>
+            <a:graphic xmlns:a="http://schemas.openxmlformats.org/drawingml/2006/main">
+              <a:graphicData uri="http://schemas.openxmlformats.org/drawingml/2006/picture">
+                <pic:pic xmlns:pic="http://schemas.openxmlformats.org/drawingml/2006/picture">
+                  <pic:nvPicPr>
+                    <pic:cNvPr id="1925304479" name=""/>
+                    <pic:cNvPicPr/>
+                  </pic:nvPicPr>
+                  <pic:blipFill>
+                    <a:blip r:embed="rId10"/>
+                    <a:stretch>
+                      <a:fillRect/>
+                    </a:stretch>
+                  </pic:blipFill>
+                  <pic:spPr>
+                    <a:xfrm>
+                      <a:off x="0" y="0"/>
+                      <a:ext cx="3246401" cy="198137"/>
+                    </a:xfrm>
+                    <a:prstGeom prst="rect">
+                      <a:avLst/>
+                    </a:prstGeom>
+                  </pic:spPr>
+                </pic:pic>
+              </a:graphicData>
+            </a:graphic>
+          </wp:inline>
+        </w:drawing>
+      </w:r>
+    </w:p>
+    <w:p>
+      <w:pPr>
+        <w:pStyle w:val="ListParagraph"/>
+        <w:ind w:left="1440"/>
+        <w:rPr>
+          <w:sz w:val="28"/>
+          <w:szCs w:val="28"/>
+          <w:lang w:val="hu-HU"/>
+        </w:rPr>
+      </w:pPr>
+      <w:r>
+        <w:rPr>
+          <w:sz w:val="28"/>
+          <w:szCs w:val="28"/>
+          <w:lang w:val="hu-HU"/>
+        </w:rPr>
+        <w:t>Foglalás esetén, ha olyan autóval szeretnénk parkolni, amely elektromos és szeretnénk tölteni, ezt a dobozt érdemes bejelölni.</w:t>
+      </w:r>
+    </w:p>
+    <w:p>
+      <w:pPr>
+        <w:pStyle w:val="ListParagraph"/>
+        <w:numPr>
+          <w:ilvl w:val="0"/>
+          <w:numId w:val="2"/>
+        </w:numPr>
+        <w:rPr>
+          <w:sz w:val="28"/>
+          <w:szCs w:val="28"/>
+          <w:lang w:val="hu-HU"/>
+        </w:rPr>
+      </w:pPr>
+      <w:r>
+        <w:rPr>
+          <w:b/>
+          <w:bCs/>
+          <w:sz w:val="28"/>
+          <w:szCs w:val="28"/>
+        </w:rPr>
+        <w:t>“</w:t>
+      </w:r>
+      <w:r>
+        <w:rPr>
+          <w:b/>
+          <w:bCs/>
+          <w:sz w:val="28"/>
+          <w:szCs w:val="28"/>
+          <w:lang w:val="hu-HU"/>
+        </w:rPr>
+        <w:t>View Spots and Reservations” gomb</w:t>
+      </w:r>
+      <w:r>
+        <w:rPr>
+          <w:sz w:val="28"/>
+          <w:szCs w:val="28"/>
+          <w:lang w:val="hu-HU"/>
+        </w:rPr>
+        <w:t xml:space="preserve">: </w:t>
+      </w:r>
+    </w:p>
+    <w:p>
+      <w:pPr>
+        <w:pStyle w:val="ListParagraph"/>
+        <w:ind w:left="1440"/>
+        <w:rPr>
+          <w:sz w:val="28"/>
+          <w:szCs w:val="28"/>
+          <w:lang w:val="hu-HU"/>
+        </w:rPr>
+      </w:pPr>
+      <w:r>
+        <w:rPr>
+          <w:noProof/>
           <w:sz w:val="28"/>
           <w:szCs w:val="28"/>
           <w:lang w:val="hu-HU"/>
@@ -729,7 +840,7 @@
                     <pic:cNvPicPr/>
                   </pic:nvPicPr>
                   <pic:blipFill>
-                    <a:blip r:embed="rId10"/>
+                    <a:blip r:embed="rId11"/>
                     <a:stretch>
                       <a:fillRect/>
                     </a:stretch>
@@ -808,6 +919,7 @@
           <w:sz w:val="28"/>
           <w:szCs w:val="28"/>
         </w:rPr>
+        <w:lastRenderedPageBreak/>
         <w:t xml:space="preserve">“Reserve a spot” </w:t>
       </w:r>
       <w:proofErr w:type="spellStart"/>
@@ -840,10 +952,10 @@
       </w:pPr>
       <w:r>
         <w:rPr>
-          <w:sz w:val="28"/>
-          <w:szCs w:val="28"/>
-        </w:rPr>
-        <w:lastRenderedPageBreak/>
+          <w:noProof/>
+          <w:sz w:val="28"/>
+          <w:szCs w:val="28"/>
+        </w:rPr>
         <w:drawing>
           <wp:inline distT="0" distB="0" distL="0" distR="0" wp14:anchorId="01E4F9C2" wp14:editId="484E4538">
             <wp:extent cx="4244708" cy="807790"/>
@@ -860,7 +972,7 @@
                     <pic:cNvPicPr/>
                   </pic:nvPicPr>
                   <pic:blipFill>
-                    <a:blip r:embed="rId11"/>
+                    <a:blip r:embed="rId12"/>
                     <a:stretch>
                       <a:fillRect/>
                     </a:stretch>
@@ -977,13 +1089,14 @@
       </w:pPr>
       <w:r>
         <w:rPr>
+          <w:noProof/>
           <w:lang w:val="hu-HU"/>
         </w:rPr>
         <w:drawing>
-          <wp:inline distT="0" distB="0" distL="0" distR="0" wp14:anchorId="26582946" wp14:editId="2E3461B5">
-            <wp:extent cx="5943600" cy="3434080"/>
+          <wp:inline distT="0" distB="0" distL="0" distR="0" wp14:anchorId="2DB6C854" wp14:editId="2E0D976C">
+            <wp:extent cx="5943600" cy="3433445"/>
             <wp:effectExtent l="0" t="0" r="0" b="0"/>
-            <wp:docPr id="439881910" name="Picture 1"/>
+            <wp:docPr id="876255267" name="Picture 1"/>
             <wp:cNvGraphicFramePr>
               <a:graphicFrameLocks xmlns:a="http://schemas.openxmlformats.org/drawingml/2006/main" noChangeAspect="1"/>
             </wp:cNvGraphicFramePr>
@@ -991,127 +1104,7 @@
               <a:graphicData uri="http://schemas.openxmlformats.org/drawingml/2006/picture">
                 <pic:pic xmlns:pic="http://schemas.openxmlformats.org/drawingml/2006/picture">
                   <pic:nvPicPr>
-                    <pic:cNvPr id="439881910" name=""/>
-                    <pic:cNvPicPr/>
-                  </pic:nvPicPr>
-                  <pic:blipFill>
-                    <a:blip r:embed="rId12"/>
-                    <a:stretch>
-                      <a:fillRect/>
-                    </a:stretch>
-                  </pic:blipFill>
-                  <pic:spPr>
-                    <a:xfrm>
-                      <a:off x="0" y="0"/>
-                      <a:ext cx="5943600" cy="3434080"/>
-                    </a:xfrm>
-                    <a:prstGeom prst="rect">
-                      <a:avLst/>
-                    </a:prstGeom>
-                  </pic:spPr>
-                </pic:pic>
-              </a:graphicData>
-            </a:graphic>
-          </wp:inline>
-        </w:drawing>
-      </w:r>
-    </w:p>
-    <w:p>
-      <w:pPr>
-        <w:rPr>
-          <w:sz w:val="28"/>
-          <w:szCs w:val="28"/>
-          <w:lang w:val="hu-HU"/>
-        </w:rPr>
-      </w:pPr>
-      <w:r>
-        <w:rPr>
-          <w:lang w:val="hu-HU"/>
-        </w:rPr>
-        <w:tab/>
-      </w:r>
-      <w:r>
-        <w:rPr>
-          <w:sz w:val="28"/>
-          <w:szCs w:val="28"/>
-          <w:lang w:val="hu-HU"/>
-        </w:rPr>
-        <w:t>Ebben az ablakban lehet megtalálni az összes parkolóhelyet.</w:t>
-      </w:r>
-      <w:r>
-        <w:rPr>
-          <w:sz w:val="28"/>
-          <w:szCs w:val="28"/>
-          <w:lang w:val="hu-HU"/>
-        </w:rPr>
-        <w:t xml:space="preserve"> Egy parkolóhelyre rákattintva meg lehet nézni az arra a parkolóhelyre szóló foglalásokat.</w:t>
-      </w:r>
-    </w:p>
-    <w:p>
-      <w:pPr>
-        <w:rPr>
-          <w:sz w:val="28"/>
-          <w:szCs w:val="28"/>
-        </w:rPr>
-      </w:pPr>
-    </w:p>
-    <w:p>
-      <w:pPr>
-        <w:pStyle w:val="Heading1"/>
-        <w:numPr>
-          <w:ilvl w:val="0"/>
-          <w:numId w:val="1"/>
-        </w:numPr>
-        <w:spacing w:before="240"/>
-      </w:pPr>
-      <w:bookmarkStart w:id="2" w:name="_Toc236844674"/>
-      <w:proofErr w:type="spellStart"/>
-      <w:r>
-        <w:lastRenderedPageBreak/>
-        <w:t>Foglalások</w:t>
-      </w:r>
-      <w:proofErr w:type="spellEnd"/>
-      <w:r>
-        <w:t xml:space="preserve"> </w:t>
-      </w:r>
-      <w:proofErr w:type="spellStart"/>
-      <w:r>
-        <w:t>egy</w:t>
-      </w:r>
-      <w:proofErr w:type="spellEnd"/>
-      <w:r>
-        <w:t xml:space="preserve"> </w:t>
-      </w:r>
-      <w:proofErr w:type="spellStart"/>
-      <w:r>
-        <w:t>parkoló</w:t>
-      </w:r>
-      <w:proofErr w:type="spellEnd"/>
-      <w:r>
-        <w:t xml:space="preserve"> </w:t>
-      </w:r>
-      <w:proofErr w:type="spellStart"/>
-      <w:r>
-        <w:t>helyen</w:t>
-      </w:r>
-      <w:bookmarkEnd w:id="2"/>
-      <w:proofErr w:type="spellEnd"/>
-    </w:p>
-    <w:p>
-      <w:r>
-        <w:drawing>
-          <wp:inline distT="0" distB="0" distL="0" distR="0" wp14:anchorId="12AEC6BA" wp14:editId="075AE7EE">
-            <wp:extent cx="5943600" cy="3433445"/>
-            <wp:effectExtent l="0" t="0" r="0" b="0"/>
-            <wp:docPr id="1100725188" name="Picture 1"/>
-            <wp:cNvGraphicFramePr>
-              <a:graphicFrameLocks xmlns:a="http://schemas.openxmlformats.org/drawingml/2006/main" noChangeAspect="1"/>
-            </wp:cNvGraphicFramePr>
-            <a:graphic xmlns:a="http://schemas.openxmlformats.org/drawingml/2006/main">
-              <a:graphicData uri="http://schemas.openxmlformats.org/drawingml/2006/picture">
-                <pic:pic xmlns:pic="http://schemas.openxmlformats.org/drawingml/2006/picture">
-                  <pic:nvPicPr>
-                    <pic:cNvPr id="1100725188" name=""/>
+                    <pic:cNvPr id="876255267" name=""/>
                     <pic:cNvPicPr/>
                   </pic:nvPicPr>
                   <pic:blipFill>
@@ -1141,6 +1134,137 @@
         <w:rPr>
           <w:sz w:val="28"/>
           <w:szCs w:val="28"/>
+          <w:lang w:val="hu-HU"/>
+        </w:rPr>
+      </w:pPr>
+      <w:r>
+        <w:rPr>
+          <w:lang w:val="hu-HU"/>
+        </w:rPr>
+        <w:tab/>
+      </w:r>
+      <w:r>
+        <w:rPr>
+          <w:sz w:val="28"/>
+          <w:szCs w:val="28"/>
+          <w:lang w:val="hu-HU"/>
+        </w:rPr>
+        <w:t>Ebben az ablakban lehet megtalálni az összes parkolóhelyet.</w:t>
+      </w:r>
+      <w:r>
+        <w:rPr>
+          <w:sz w:val="28"/>
+          <w:szCs w:val="28"/>
+          <w:lang w:val="hu-HU"/>
+        </w:rPr>
+        <w:t xml:space="preserve"> Egy parkolóhelyre rákattintva meg lehet nézni az arra a parkolóhelyre szóló foglalásokat.</w:t>
+      </w:r>
+      <w:r>
+        <w:rPr>
+          <w:sz w:val="28"/>
+          <w:szCs w:val="28"/>
+          <w:lang w:val="hu-HU"/>
+        </w:rPr>
+        <w:t xml:space="preserve"> A zöld parkolóhelyek, ahogyan a nevük is mutatja, rendelkeznek elektromos töltővel. </w:t>
+      </w:r>
+    </w:p>
+    <w:p>
+      <w:pPr>
+        <w:rPr>
+          <w:sz w:val="28"/>
+          <w:szCs w:val="28"/>
+        </w:rPr>
+      </w:pPr>
+    </w:p>
+    <w:p>
+      <w:pPr>
+        <w:pStyle w:val="Heading1"/>
+        <w:numPr>
+          <w:ilvl w:val="0"/>
+          <w:numId w:val="1"/>
+        </w:numPr>
+        <w:spacing w:before="240"/>
+      </w:pPr>
+      <w:bookmarkStart w:id="2" w:name="_Toc236844674"/>
+      <w:proofErr w:type="spellStart"/>
+      <w:r>
+        <w:lastRenderedPageBreak/>
+        <w:t>Foglalások</w:t>
+      </w:r>
+      <w:proofErr w:type="spellEnd"/>
+      <w:r>
+        <w:t xml:space="preserve"> </w:t>
+      </w:r>
+      <w:proofErr w:type="spellStart"/>
+      <w:r>
+        <w:t>egy</w:t>
+      </w:r>
+      <w:proofErr w:type="spellEnd"/>
+      <w:r>
+        <w:t xml:space="preserve"> </w:t>
+      </w:r>
+      <w:proofErr w:type="spellStart"/>
+      <w:r>
+        <w:t>parkoló</w:t>
+      </w:r>
+      <w:proofErr w:type="spellEnd"/>
+      <w:r>
+        <w:t xml:space="preserve"> </w:t>
+      </w:r>
+      <w:proofErr w:type="spellStart"/>
+      <w:r>
+        <w:t>helyen</w:t>
+      </w:r>
+      <w:bookmarkEnd w:id="2"/>
+      <w:proofErr w:type="spellEnd"/>
+    </w:p>
+    <w:p>
+      <w:r>
+        <w:rPr>
+          <w:noProof/>
+        </w:rPr>
+        <w:drawing>
+          <wp:inline distT="0" distB="0" distL="0" distR="0" wp14:anchorId="12AEC6BA" wp14:editId="075AE7EE">
+            <wp:extent cx="5943600" cy="3433445"/>
+            <wp:effectExtent l="0" t="0" r="0" b="0"/>
+            <wp:docPr id="1100725188" name="Picture 1"/>
+            <wp:cNvGraphicFramePr>
+              <a:graphicFrameLocks xmlns:a="http://schemas.openxmlformats.org/drawingml/2006/main" noChangeAspect="1"/>
+            </wp:cNvGraphicFramePr>
+            <a:graphic xmlns:a="http://schemas.openxmlformats.org/drawingml/2006/main">
+              <a:graphicData uri="http://schemas.openxmlformats.org/drawingml/2006/picture">
+                <pic:pic xmlns:pic="http://schemas.openxmlformats.org/drawingml/2006/picture">
+                  <pic:nvPicPr>
+                    <pic:cNvPr id="1100725188" name=""/>
+                    <pic:cNvPicPr/>
+                  </pic:nvPicPr>
+                  <pic:blipFill>
+                    <a:blip r:embed="rId14"/>
+                    <a:stretch>
+                      <a:fillRect/>
+                    </a:stretch>
+                  </pic:blipFill>
+                  <pic:spPr>
+                    <a:xfrm>
+                      <a:off x="0" y="0"/>
+                      <a:ext cx="5943600" cy="3433445"/>
+                    </a:xfrm>
+                    <a:prstGeom prst="rect">
+                      <a:avLst/>
+                    </a:prstGeom>
+                  </pic:spPr>
+                </pic:pic>
+              </a:graphicData>
+            </a:graphic>
+          </wp:inline>
+        </w:drawing>
+      </w:r>
+    </w:p>
+    <w:p>
+      <w:pPr>
+        <w:rPr>
+          <w:sz w:val="28"/>
+          <w:szCs w:val="28"/>
         </w:rPr>
       </w:pPr>
       <w:r>
@@ -1458,6 +1582,7 @@
       </w:pPr>
       <w:r>
         <w:rPr>
+          <w:noProof/>
           <w:sz w:val="28"/>
           <w:szCs w:val="28"/>
         </w:rPr>
@@ -1477,7 +1602,7 @@
                     <pic:cNvPicPr/>
                   </pic:nvPicPr>
                   <pic:blipFill>
-                    <a:blip r:embed="rId14"/>
+                    <a:blip r:embed="rId15"/>
                     <a:stretch>
                       <a:fillRect/>
                     </a:stretch>
@@ -1883,6 +2008,7 @@
       </w:pPr>
       <w:r>
         <w:rPr>
+          <w:noProof/>
           <w:sz w:val="28"/>
           <w:szCs w:val="28"/>
         </w:rPr>
@@ -1902,7 +2028,7 @@
                     <pic:cNvPicPr/>
                   </pic:nvPicPr>
                   <pic:blipFill>
-                    <a:blip r:embed="rId15"/>
+                    <a:blip r:embed="rId16"/>
                     <a:stretch>
                       <a:fillRect/>
                     </a:stretch>
@@ -2127,6 +2253,9 @@
     </w:p>
     <w:p>
       <w:r>
+        <w:rPr>
+          <w:noProof/>
+        </w:rPr>
         <w:drawing>
           <wp:inline distT="0" distB="0" distL="0" distR="0" wp14:anchorId="3990DDA4" wp14:editId="5BC738C1">
             <wp:extent cx="5943600" cy="3433445"/>
@@ -2143,7 +2272,7 @@
                     <pic:cNvPicPr/>
                   </pic:nvPicPr>
                   <pic:blipFill>
-                    <a:blip r:embed="rId16"/>
+                    <a:blip r:embed="rId17"/>
                     <a:stretch>
                       <a:fillRect/>
                     </a:stretch>
@@ -2299,6 +2428,7 @@
       </w:pPr>
       <w:r>
         <w:rPr>
+          <w:noProof/>
           <w:lang w:val="hu-HU"/>
         </w:rPr>
         <w:drawing>
@@ -2317,7 +2447,7 @@
                     <pic:cNvPicPr/>
                   </pic:nvPicPr>
                   <pic:blipFill>
-                    <a:blip r:embed="rId17"/>
+                    <a:blip r:embed="rId18"/>
                     <a:stretch>
                       <a:fillRect/>
                     </a:stretch>
@@ -2405,6 +2535,672 @@
     </w:p>
     <w:p>
       <w:pPr>
+        <w:pStyle w:val="ListParagraph"/>
+        <w:ind w:left="1440"/>
+        <w:rPr>
+          <w:sz w:val="28"/>
+          <w:szCs w:val="28"/>
+        </w:rPr>
+      </w:pPr>
+      <w:r>
+        <w:rPr>
+          <w:sz w:val="28"/>
+          <w:szCs w:val="28"/>
+          <w:u w:val="single"/>
+          <w:lang w:val="hu-HU"/>
+        </w:rPr>
+        <w:t>Fontos</w:t>
+      </w:r>
+      <w:r>
+        <w:rPr>
+          <w:sz w:val="28"/>
+          <w:szCs w:val="28"/>
+        </w:rPr>
+        <w:t xml:space="preserve">: Ha </w:t>
+      </w:r>
+      <w:proofErr w:type="spellStart"/>
+      <w:r>
+        <w:rPr>
+          <w:sz w:val="28"/>
+          <w:szCs w:val="28"/>
+        </w:rPr>
+        <w:t>elektromos</w:t>
+      </w:r>
+      <w:proofErr w:type="spellEnd"/>
+      <w:r>
+        <w:rPr>
+          <w:sz w:val="28"/>
+          <w:szCs w:val="28"/>
+        </w:rPr>
+        <w:t xml:space="preserve"> </w:t>
+      </w:r>
+      <w:proofErr w:type="spellStart"/>
+      <w:r>
+        <w:rPr>
+          <w:sz w:val="28"/>
+          <w:szCs w:val="28"/>
+        </w:rPr>
+        <w:t>autót</w:t>
+      </w:r>
+      <w:proofErr w:type="spellEnd"/>
+      <w:r>
+        <w:rPr>
+          <w:sz w:val="28"/>
+          <w:szCs w:val="28"/>
+        </w:rPr>
+        <w:t xml:space="preserve"> </w:t>
+      </w:r>
+      <w:proofErr w:type="spellStart"/>
+      <w:r>
+        <w:rPr>
+          <w:sz w:val="28"/>
+          <w:szCs w:val="28"/>
+        </w:rPr>
+        <w:t>megjelöltük</w:t>
+      </w:r>
+      <w:proofErr w:type="spellEnd"/>
+      <w:r>
+        <w:rPr>
+          <w:sz w:val="28"/>
+          <w:szCs w:val="28"/>
+        </w:rPr>
+        <w:t xml:space="preserve">, </w:t>
+      </w:r>
+      <w:proofErr w:type="spellStart"/>
+      <w:r>
+        <w:rPr>
+          <w:sz w:val="28"/>
+          <w:szCs w:val="28"/>
+        </w:rPr>
+        <w:t>akkor</w:t>
+      </w:r>
+      <w:proofErr w:type="spellEnd"/>
+      <w:r>
+        <w:rPr>
+          <w:sz w:val="28"/>
+          <w:szCs w:val="28"/>
+        </w:rPr>
+        <w:t xml:space="preserve"> ha </w:t>
+      </w:r>
+      <w:proofErr w:type="spellStart"/>
+      <w:r>
+        <w:rPr>
+          <w:sz w:val="28"/>
+          <w:szCs w:val="28"/>
+        </w:rPr>
+        <w:t>vannak</w:t>
+      </w:r>
+      <w:proofErr w:type="spellEnd"/>
+      <w:r>
+        <w:rPr>
+          <w:sz w:val="28"/>
+          <w:szCs w:val="28"/>
+        </w:rPr>
+        <w:t xml:space="preserve"> </w:t>
+      </w:r>
+      <w:proofErr w:type="spellStart"/>
+      <w:r>
+        <w:rPr>
+          <w:sz w:val="28"/>
+          <w:szCs w:val="28"/>
+        </w:rPr>
+        <w:t>szabad</w:t>
+      </w:r>
+      <w:proofErr w:type="spellEnd"/>
+      <w:r>
+        <w:rPr>
+          <w:sz w:val="28"/>
+          <w:szCs w:val="28"/>
+        </w:rPr>
+        <w:t xml:space="preserve"> </w:t>
+      </w:r>
+      <w:proofErr w:type="spellStart"/>
+      <w:r>
+        <w:rPr>
+          <w:sz w:val="28"/>
+          <w:szCs w:val="28"/>
+        </w:rPr>
+        <w:t>elektromos</w:t>
+      </w:r>
+      <w:proofErr w:type="spellEnd"/>
+      <w:r>
+        <w:rPr>
+          <w:sz w:val="28"/>
+          <w:szCs w:val="28"/>
+        </w:rPr>
+        <w:t xml:space="preserve"> </w:t>
+      </w:r>
+      <w:proofErr w:type="spellStart"/>
+      <w:r>
+        <w:rPr>
+          <w:sz w:val="28"/>
+          <w:szCs w:val="28"/>
+        </w:rPr>
+        <w:t>töltővel</w:t>
+      </w:r>
+      <w:proofErr w:type="spellEnd"/>
+      <w:r>
+        <w:rPr>
+          <w:sz w:val="28"/>
+          <w:szCs w:val="28"/>
+        </w:rPr>
+        <w:t xml:space="preserve"> </w:t>
+      </w:r>
+      <w:proofErr w:type="spellStart"/>
+      <w:r>
+        <w:rPr>
+          <w:sz w:val="28"/>
+          <w:szCs w:val="28"/>
+        </w:rPr>
+        <w:t>rendelkező</w:t>
+      </w:r>
+      <w:proofErr w:type="spellEnd"/>
+      <w:r>
+        <w:rPr>
+          <w:sz w:val="28"/>
+          <w:szCs w:val="28"/>
+        </w:rPr>
+        <w:t xml:space="preserve"> </w:t>
+      </w:r>
+      <w:proofErr w:type="spellStart"/>
+      <w:r>
+        <w:rPr>
+          <w:sz w:val="28"/>
+          <w:szCs w:val="28"/>
+        </w:rPr>
+        <w:t>helyek</w:t>
+      </w:r>
+      <w:proofErr w:type="spellEnd"/>
+      <w:r>
+        <w:rPr>
+          <w:sz w:val="28"/>
+          <w:szCs w:val="28"/>
+        </w:rPr>
+        <w:t xml:space="preserve">, </w:t>
+      </w:r>
+      <w:proofErr w:type="spellStart"/>
+      <w:r>
+        <w:rPr>
+          <w:sz w:val="28"/>
+          <w:szCs w:val="28"/>
+        </w:rPr>
+        <w:t>akkor</w:t>
+      </w:r>
+      <w:proofErr w:type="spellEnd"/>
+      <w:r>
+        <w:rPr>
+          <w:sz w:val="28"/>
+          <w:szCs w:val="28"/>
+        </w:rPr>
+        <w:t xml:space="preserve"> </w:t>
+      </w:r>
+      <w:proofErr w:type="spellStart"/>
+      <w:r>
+        <w:rPr>
+          <w:sz w:val="28"/>
+          <w:szCs w:val="28"/>
+        </w:rPr>
+        <w:t>csak</w:t>
+      </w:r>
+      <w:proofErr w:type="spellEnd"/>
+      <w:r>
+        <w:rPr>
+          <w:sz w:val="28"/>
+          <w:szCs w:val="28"/>
+        </w:rPr>
+        <w:t xml:space="preserve"> </w:t>
+      </w:r>
+      <w:proofErr w:type="spellStart"/>
+      <w:r>
+        <w:rPr>
+          <w:sz w:val="28"/>
+          <w:szCs w:val="28"/>
+        </w:rPr>
+        <w:t>azokat</w:t>
+      </w:r>
+      <w:proofErr w:type="spellEnd"/>
+      <w:r>
+        <w:rPr>
+          <w:sz w:val="28"/>
+          <w:szCs w:val="28"/>
+        </w:rPr>
+        <w:t xml:space="preserve"> </w:t>
+      </w:r>
+      <w:proofErr w:type="spellStart"/>
+      <w:r>
+        <w:rPr>
+          <w:sz w:val="28"/>
+          <w:szCs w:val="28"/>
+        </w:rPr>
+        <w:t>fogja</w:t>
+      </w:r>
+      <w:proofErr w:type="spellEnd"/>
+      <w:r>
+        <w:rPr>
+          <w:sz w:val="28"/>
+          <w:szCs w:val="28"/>
+        </w:rPr>
+        <w:t xml:space="preserve"> </w:t>
+      </w:r>
+      <w:proofErr w:type="spellStart"/>
+      <w:r>
+        <w:rPr>
+          <w:sz w:val="28"/>
+          <w:szCs w:val="28"/>
+        </w:rPr>
+        <w:t>megjeleníteni</w:t>
+      </w:r>
+      <w:proofErr w:type="spellEnd"/>
+      <w:r>
+        <w:rPr>
+          <w:sz w:val="28"/>
+          <w:szCs w:val="28"/>
+        </w:rPr>
+        <w:t xml:space="preserve">. Ha </w:t>
+      </w:r>
+      <w:proofErr w:type="spellStart"/>
+      <w:r>
+        <w:rPr>
+          <w:sz w:val="28"/>
+          <w:szCs w:val="28"/>
+        </w:rPr>
+        <w:t>nincsen</w:t>
+      </w:r>
+      <w:proofErr w:type="spellEnd"/>
+      <w:r>
+        <w:rPr>
+          <w:sz w:val="28"/>
+          <w:szCs w:val="28"/>
+        </w:rPr>
+        <w:t xml:space="preserve"> </w:t>
+      </w:r>
+      <w:proofErr w:type="spellStart"/>
+      <w:r>
+        <w:rPr>
+          <w:sz w:val="28"/>
+          <w:szCs w:val="28"/>
+        </w:rPr>
+        <w:t>ilyen</w:t>
+      </w:r>
+      <w:proofErr w:type="spellEnd"/>
+      <w:r>
+        <w:rPr>
+          <w:sz w:val="28"/>
+          <w:szCs w:val="28"/>
+        </w:rPr>
+        <w:t xml:space="preserve"> </w:t>
+      </w:r>
+      <w:proofErr w:type="spellStart"/>
+      <w:r>
+        <w:rPr>
+          <w:sz w:val="28"/>
+          <w:szCs w:val="28"/>
+        </w:rPr>
+        <w:t>szabad</w:t>
+      </w:r>
+      <w:proofErr w:type="spellEnd"/>
+      <w:r>
+        <w:rPr>
+          <w:sz w:val="28"/>
+          <w:szCs w:val="28"/>
+        </w:rPr>
+        <w:t xml:space="preserve"> </w:t>
+      </w:r>
+      <w:proofErr w:type="spellStart"/>
+      <w:r>
+        <w:rPr>
+          <w:sz w:val="28"/>
+          <w:szCs w:val="28"/>
+        </w:rPr>
+        <w:t>hely</w:t>
+      </w:r>
+      <w:proofErr w:type="spellEnd"/>
+      <w:r>
+        <w:rPr>
+          <w:sz w:val="28"/>
+          <w:szCs w:val="28"/>
+        </w:rPr>
+        <w:t xml:space="preserve">, </w:t>
+      </w:r>
+      <w:proofErr w:type="spellStart"/>
+      <w:r>
+        <w:rPr>
+          <w:sz w:val="28"/>
+          <w:szCs w:val="28"/>
+        </w:rPr>
+        <w:t>akkor</w:t>
+      </w:r>
+      <w:proofErr w:type="spellEnd"/>
+      <w:r>
+        <w:rPr>
+          <w:sz w:val="28"/>
+          <w:szCs w:val="28"/>
+        </w:rPr>
+        <w:t xml:space="preserve"> </w:t>
+      </w:r>
+      <w:proofErr w:type="spellStart"/>
+      <w:r>
+        <w:rPr>
+          <w:sz w:val="28"/>
+          <w:szCs w:val="28"/>
+        </w:rPr>
+        <w:t>megmutatja</w:t>
+      </w:r>
+      <w:proofErr w:type="spellEnd"/>
+      <w:r>
+        <w:rPr>
+          <w:sz w:val="28"/>
+          <w:szCs w:val="28"/>
+        </w:rPr>
+        <w:t xml:space="preserve"> a </w:t>
+      </w:r>
+      <w:proofErr w:type="spellStart"/>
+      <w:r>
+        <w:rPr>
+          <w:sz w:val="28"/>
+          <w:szCs w:val="28"/>
+        </w:rPr>
+        <w:t>töltő</w:t>
+      </w:r>
+      <w:proofErr w:type="spellEnd"/>
+      <w:r>
+        <w:rPr>
+          <w:sz w:val="28"/>
+          <w:szCs w:val="28"/>
+        </w:rPr>
+        <w:t xml:space="preserve"> </w:t>
+      </w:r>
+      <w:proofErr w:type="spellStart"/>
+      <w:r>
+        <w:rPr>
+          <w:sz w:val="28"/>
+          <w:szCs w:val="28"/>
+        </w:rPr>
+        <w:t>nélküli</w:t>
+      </w:r>
+      <w:proofErr w:type="spellEnd"/>
+      <w:r>
+        <w:rPr>
+          <w:sz w:val="28"/>
+          <w:szCs w:val="28"/>
+        </w:rPr>
+        <w:t xml:space="preserve"> </w:t>
+      </w:r>
+      <w:proofErr w:type="spellStart"/>
+      <w:r>
+        <w:rPr>
+          <w:sz w:val="28"/>
+          <w:szCs w:val="28"/>
+        </w:rPr>
+        <w:t>szabad</w:t>
+      </w:r>
+      <w:proofErr w:type="spellEnd"/>
+      <w:r>
+        <w:rPr>
+          <w:sz w:val="28"/>
+          <w:szCs w:val="28"/>
+        </w:rPr>
+        <w:t xml:space="preserve"> </w:t>
+      </w:r>
+      <w:proofErr w:type="spellStart"/>
+      <w:r>
+        <w:rPr>
+          <w:sz w:val="28"/>
+          <w:szCs w:val="28"/>
+        </w:rPr>
+        <w:t>helyeket</w:t>
+      </w:r>
+      <w:proofErr w:type="spellEnd"/>
+      <w:r>
+        <w:rPr>
+          <w:sz w:val="28"/>
+          <w:szCs w:val="28"/>
+        </w:rPr>
+        <w:t xml:space="preserve">. Ha nem </w:t>
+      </w:r>
+      <w:proofErr w:type="spellStart"/>
+      <w:r>
+        <w:rPr>
+          <w:sz w:val="28"/>
+          <w:szCs w:val="28"/>
+        </w:rPr>
+        <w:t>jelöltük</w:t>
+      </w:r>
+      <w:proofErr w:type="spellEnd"/>
+      <w:r>
+        <w:rPr>
+          <w:sz w:val="28"/>
+          <w:szCs w:val="28"/>
+        </w:rPr>
+        <w:t xml:space="preserve"> meg </w:t>
+      </w:r>
+      <w:proofErr w:type="spellStart"/>
+      <w:r>
+        <w:rPr>
+          <w:sz w:val="28"/>
+          <w:szCs w:val="28"/>
+        </w:rPr>
+        <w:t>az</w:t>
+      </w:r>
+      <w:proofErr w:type="spellEnd"/>
+      <w:r>
+        <w:rPr>
+          <w:sz w:val="28"/>
+          <w:szCs w:val="28"/>
+        </w:rPr>
+        <w:t xml:space="preserve"> </w:t>
+      </w:r>
+      <w:proofErr w:type="spellStart"/>
+      <w:r>
+        <w:rPr>
+          <w:sz w:val="28"/>
+          <w:szCs w:val="28"/>
+        </w:rPr>
+        <w:t>elektromos</w:t>
+      </w:r>
+      <w:proofErr w:type="spellEnd"/>
+      <w:r>
+        <w:rPr>
+          <w:sz w:val="28"/>
+          <w:szCs w:val="28"/>
+        </w:rPr>
+        <w:t xml:space="preserve"> </w:t>
+      </w:r>
+      <w:proofErr w:type="spellStart"/>
+      <w:r>
+        <w:rPr>
+          <w:sz w:val="28"/>
+          <w:szCs w:val="28"/>
+        </w:rPr>
+        <w:t>autót</w:t>
+      </w:r>
+      <w:proofErr w:type="spellEnd"/>
+      <w:r>
+        <w:rPr>
+          <w:sz w:val="28"/>
+          <w:szCs w:val="28"/>
+        </w:rPr>
+        <w:t xml:space="preserve">, </w:t>
+      </w:r>
+      <w:proofErr w:type="spellStart"/>
+      <w:r>
+        <w:rPr>
+          <w:sz w:val="28"/>
+          <w:szCs w:val="28"/>
+        </w:rPr>
+        <w:t>akkor</w:t>
+      </w:r>
+      <w:proofErr w:type="spellEnd"/>
+      <w:r>
+        <w:rPr>
+          <w:sz w:val="28"/>
+          <w:szCs w:val="28"/>
+        </w:rPr>
+        <w:t xml:space="preserve"> </w:t>
+      </w:r>
+      <w:proofErr w:type="spellStart"/>
+      <w:r>
+        <w:rPr>
+          <w:sz w:val="28"/>
+          <w:szCs w:val="28"/>
+        </w:rPr>
+        <w:t>fordítva</w:t>
+      </w:r>
+      <w:proofErr w:type="spellEnd"/>
+      <w:r>
+        <w:rPr>
+          <w:sz w:val="28"/>
+          <w:szCs w:val="28"/>
+        </w:rPr>
+        <w:t xml:space="preserve">: </w:t>
+      </w:r>
+      <w:proofErr w:type="spellStart"/>
+      <w:r>
+        <w:rPr>
+          <w:sz w:val="28"/>
+          <w:szCs w:val="28"/>
+        </w:rPr>
+        <w:t>csak</w:t>
+      </w:r>
+      <w:proofErr w:type="spellEnd"/>
+      <w:r>
+        <w:rPr>
+          <w:sz w:val="28"/>
+          <w:szCs w:val="28"/>
+        </w:rPr>
+        <w:t xml:space="preserve"> a </w:t>
+      </w:r>
+      <w:proofErr w:type="spellStart"/>
+      <w:r>
+        <w:rPr>
+          <w:sz w:val="28"/>
+          <w:szCs w:val="28"/>
+        </w:rPr>
+        <w:t>normális</w:t>
+      </w:r>
+      <w:proofErr w:type="spellEnd"/>
+      <w:r>
+        <w:rPr>
+          <w:sz w:val="28"/>
+          <w:szCs w:val="28"/>
+        </w:rPr>
+        <w:t xml:space="preserve"> </w:t>
+      </w:r>
+      <w:proofErr w:type="spellStart"/>
+      <w:r>
+        <w:rPr>
+          <w:sz w:val="28"/>
+          <w:szCs w:val="28"/>
+        </w:rPr>
+        <w:t>helyeket</w:t>
+      </w:r>
+      <w:proofErr w:type="spellEnd"/>
+      <w:r>
+        <w:rPr>
+          <w:sz w:val="28"/>
+          <w:szCs w:val="28"/>
+        </w:rPr>
+        <w:t xml:space="preserve"> </w:t>
+      </w:r>
+      <w:proofErr w:type="spellStart"/>
+      <w:r>
+        <w:rPr>
+          <w:sz w:val="28"/>
+          <w:szCs w:val="28"/>
+        </w:rPr>
+        <w:t>mutatja</w:t>
+      </w:r>
+      <w:proofErr w:type="spellEnd"/>
+      <w:r>
+        <w:rPr>
+          <w:sz w:val="28"/>
+          <w:szCs w:val="28"/>
+        </w:rPr>
+        <w:t xml:space="preserve"> meg, ha meg </w:t>
+      </w:r>
+      <w:proofErr w:type="spellStart"/>
+      <w:r>
+        <w:rPr>
+          <w:sz w:val="28"/>
+          <w:szCs w:val="28"/>
+        </w:rPr>
+        <w:t>nincs</w:t>
+      </w:r>
+      <w:proofErr w:type="spellEnd"/>
+      <w:r>
+        <w:rPr>
+          <w:sz w:val="28"/>
+          <w:szCs w:val="28"/>
+        </w:rPr>
+        <w:t xml:space="preserve"> </w:t>
+      </w:r>
+      <w:proofErr w:type="spellStart"/>
+      <w:r>
+        <w:rPr>
+          <w:sz w:val="28"/>
+          <w:szCs w:val="28"/>
+        </w:rPr>
+        <w:t>ilyen</w:t>
+      </w:r>
+      <w:proofErr w:type="spellEnd"/>
+      <w:r>
+        <w:rPr>
+          <w:sz w:val="28"/>
+          <w:szCs w:val="28"/>
+        </w:rPr>
+        <w:t xml:space="preserve">, </w:t>
+      </w:r>
+      <w:proofErr w:type="spellStart"/>
+      <w:r>
+        <w:rPr>
+          <w:sz w:val="28"/>
+          <w:szCs w:val="28"/>
+        </w:rPr>
+        <w:t>akkor</w:t>
+      </w:r>
+      <w:proofErr w:type="spellEnd"/>
+      <w:r>
+        <w:rPr>
+          <w:sz w:val="28"/>
+          <w:szCs w:val="28"/>
+        </w:rPr>
+        <w:t xml:space="preserve"> </w:t>
+      </w:r>
+      <w:proofErr w:type="spellStart"/>
+      <w:r>
+        <w:rPr>
+          <w:sz w:val="28"/>
+          <w:szCs w:val="28"/>
+        </w:rPr>
+        <w:t>az</w:t>
+      </w:r>
+      <w:proofErr w:type="spellEnd"/>
+      <w:r>
+        <w:rPr>
+          <w:sz w:val="28"/>
+          <w:szCs w:val="28"/>
+        </w:rPr>
+        <w:t xml:space="preserve"> </w:t>
+      </w:r>
+      <w:proofErr w:type="spellStart"/>
+      <w:r>
+        <w:rPr>
+          <w:sz w:val="28"/>
+          <w:szCs w:val="28"/>
+        </w:rPr>
+        <w:t>elektromosokat</w:t>
+      </w:r>
+      <w:proofErr w:type="spellEnd"/>
+      <w:r>
+        <w:rPr>
+          <w:sz w:val="28"/>
+          <w:szCs w:val="28"/>
+        </w:rPr>
+        <w:t>.</w:t>
+      </w:r>
+    </w:p>
+    <w:p>
+      <w:pPr>
         <w:jc w:val="center"/>
         <w:rPr>
           <w:sz w:val="28"/>
@@ -2414,6 +3210,7 @@
       </w:pPr>
       <w:r>
         <w:rPr>
+          <w:noProof/>
           <w:lang w:val="hu-HU"/>
         </w:rPr>
         <w:drawing>
@@ -2432,7 +3229,7 @@
                     <pic:cNvPicPr/>
                   </pic:nvPicPr>
                   <pic:blipFill>
-                    <a:blip r:embed="rId18"/>
+                    <a:blip r:embed="rId19"/>
                     <a:stretch>
                       <a:fillRect/>
                     </a:stretch>
@@ -2472,6 +3269,7 @@
           <w:szCs w:val="28"/>
           <w:lang w:val="hu-HU"/>
         </w:rPr>
+        <w:lastRenderedPageBreak/>
         <w:t xml:space="preserve">Egy parkoló helyre kattintva ezt a rendszer ki fogja választani, és ki fogja nekünk írni. Végezetül, a </w:t>
       </w:r>
       <w:r>
@@ -2795,9 +3593,9 @@
       </w:pPr>
       <w:r>
         <w:rPr>
-          <w:lang w:val="hu-HU"/>
-        </w:rPr>
-        <w:lastRenderedPageBreak/>
+          <w:noProof/>
+          <w:lang w:val="hu-HU"/>
+        </w:rPr>
         <w:drawing>
           <wp:inline distT="0" distB="0" distL="0" distR="0" wp14:anchorId="3926F13A" wp14:editId="7BD6FB73">
             <wp:extent cx="5943600" cy="3434080"/>
@@ -2814,7 +3612,7 @@
                     <pic:cNvPicPr/>
                   </pic:nvPicPr>
                   <pic:blipFill>
-                    <a:blip r:embed="rId19"/>
+                    <a:blip r:embed="rId20"/>
                     <a:stretch>
                       <a:fillRect/>
                     </a:stretch>
@@ -2968,6 +3766,10 @@
         </w:rPr>
       </w:pPr>
       <w:r>
+        <w:rPr>
+          <w:noProof/>
+        </w:rPr>
+        <w:lastRenderedPageBreak/>
         <w:drawing>
           <wp:inline distT="0" distB="0" distL="0" distR="0" wp14:anchorId="7137CF58" wp14:editId="4533CA24">
             <wp:extent cx="5943600" cy="3434080"/>
@@ -2984,7 +3786,7 @@
                     <pic:cNvPicPr/>
                   </pic:nvPicPr>
                   <pic:blipFill>
-                    <a:blip r:embed="rId19"/>
+                    <a:blip r:embed="rId20"/>
                     <a:stretch>
                       <a:fillRect/>
                     </a:stretch>
@@ -3006,8 +3808,12 @@
       </w:r>
     </w:p>
     <w:sectPr>
-      <w:footerReference w:type="default" r:id="rId20"/>
-      <w:footerReference w:type="first" r:id="rId21"/>
+      <w:headerReference w:type="even" r:id="rId21"/>
+      <w:headerReference w:type="default" r:id="rId22"/>
+      <w:footerReference w:type="even" r:id="rId23"/>
+      <w:footerReference w:type="default" r:id="rId24"/>
+      <w:headerReference w:type="first" r:id="rId25"/>
+      <w:footerReference w:type="first" r:id="rId26"/>
       <w:pgSz w:w="12240" w:h="15840"/>
       <w:pgMar w:top="1440" w:right="1440" w:bottom="1440" w:left="1440" w:header="720" w:footer="720" w:gutter="0"/>
       <w:pgNumType w:start="0" w:chapStyle="1"/>
@@ -3045,6 +3851,16 @@
 </file>
 
 <file path=word/footer1.xml><?xml version="1.0" encoding="utf-8"?>
+<w:ftr xmlns:wpc="http://schemas.microsoft.com/office/word/2010/wordprocessingCanvas" xmlns:cx="http://schemas.microsoft.com/office/drawing/2014/chartex" xmlns:cx1="http://schemas.microsoft.com/office/drawing/2015/9/8/chartex" xmlns:cx2="http://schemas.microsoft.com/office/drawing/2015/10/21/chartex" xmlns:cx3="http://schemas.microsoft.com/office/drawing/2016/5/9/chartex" xmlns:cx4="http://schemas.microsoft.com/office/drawing/2016/5/10/chartex" xmlns:cx5="http://schemas.microsoft.com/office/drawing/2016/5/11/chartex" xmlns:cx6="http://schemas.microsoft.com/office/drawing/2016/5/12/chartex" xmlns:cx7="http://schemas.microsoft.com/office/drawing/2016/5/13/chartex" xmlns:cx8="http://schemas.microsoft.com/office/drawing/2016/5/14/chartex" xmlns:mc="http://schemas.openxmlformats.org/markup-compatibility/2006" xmlns:aink="http://schemas.microsoft.com/office/drawing/2016/ink" xmlns:am3d="http://schemas.microsoft.com/office/drawing/2017/model3d" xmlns:o="urn:schemas-microsoft-com:office:office" xmlns:oel="http://schemas.microsoft.com/office/2019/extlst" xmlns:r="http://schemas.openxmlformats.org/officeDocument/2006/relationships" xmlns:m="http://schemas.openxmlformats.org/officeDocument/2006/math" xmlns:v="urn:schemas-microsoft-com:vml" xmlns:wp14="http://schemas.microsoft.com/office/word/2010/wordprocessingDrawing" xmlns:wp="http://schemas.openxmlformats.org/drawingml/2006/wordprocessingDrawing" xmlns:w10="urn:schemas-microsoft-com:office:word" xmlns:w="http://schemas.openxmlformats.org/wordprocessingml/2006/main" xmlns:w14="http://schemas.microsoft.com/office/word/2010/wordml" xmlns:w15="http://schemas.microsoft.com/office/word/2012/wordml" xmlns:w16cei="http://schemas.microsoft.com/office/word/2026/wordml/cei" xmlns:w16cex="http://schemas.microsoft.com/office/word/2018/wordml/cex" xmlns:w16cid="http://schemas.microsoft.com/office/word/2016/wordml/cid" xmlns:w16="http://schemas.microsoft.com/office/word/2018/wordml" xmlns:w16du="http://schemas.microsoft.com/office/word/2023/wordml/word16du" xmlns:w16sdtdh="http://schemas.microsoft.com/office/word/2020/wordml/sdtdatahash" xmlns:w16sdtfl="http://schemas.microsoft.com/office/word/2024/wordml/sdtformatlock" xmlns:w16se="http://schemas.microsoft.com/office/word/2015/wordml/symex" xmlns:wpg="http://schemas.microsoft.com/office/word/2010/wordprocessingGroup" xmlns:wpi="http://schemas.microsoft.com/office/word/2010/wordprocessingInk" xmlns:wne="http://schemas.microsoft.com/office/word/2006/wordml" xmlns:wps="http://schemas.microsoft.com/office/word/2010/wordprocessingShape" mc:Ignorable="w14 w15 w16se w16cid w16 w16cex w16sdtdh w16sdtfl w16du wp14">
+  <w:p>
+    <w:pPr>
+      <w:pStyle w:val="Footer"/>
+    </w:pPr>
+  </w:p>
+</w:ftr>
+</file>
+
+<file path=word/footer2.xml><?xml version="1.0" encoding="utf-8"?>
 <w:ftr xmlns:wpc="http://schemas.microsoft.com/office/word/2010/wordprocessingCanvas" xmlns:cx="http://schemas.microsoft.com/office/drawing/2014/chartex" xmlns:cx1="http://schemas.microsoft.com/office/drawing/2015/9/8/chartex" xmlns:cx2="http://schemas.microsoft.com/office/drawing/2015/10/21/chartex" xmlns:cx3="http://schemas.microsoft.com/office/drawing/2016/5/9/chartex" xmlns:cx4="http://schemas.microsoft.com/office/drawing/2016/5/10/chartex" xmlns:cx5="http://schemas.microsoft.com/office/drawing/2016/5/11/chartex" xmlns:cx6="http://schemas.microsoft.com/office/drawing/2016/5/12/chartex" xmlns:cx7="http://schemas.microsoft.com/office/drawing/2016/5/13/chartex" xmlns:cx8="http://schemas.microsoft.com/office/drawing/2016/5/14/chartex" xmlns:mc="http://schemas.openxmlformats.org/markup-compatibility/2006" xmlns:aink="http://schemas.microsoft.com/office/drawing/2016/ink" xmlns:am3d="http://schemas.microsoft.com/office/drawing/2017/model3d" xmlns:o="urn:schemas-microsoft-com:office:office" xmlns:oel="http://schemas.microsoft.com/office/2019/extlst" xmlns:r="http://schemas.openxmlformats.org/officeDocument/2006/relationships" xmlns:m="http://schemas.openxmlformats.org/officeDocument/2006/math" xmlns:v="urn:schemas-microsoft-com:vml" xmlns:wp14="http://schemas.microsoft.com/office/word/2010/wordprocessingDrawing" xmlns:wp="http://schemas.openxmlformats.org/drawingml/2006/wordprocessingDrawing" xmlns:w10="urn:schemas-microsoft-com:office:word" xmlns:w="http://schemas.openxmlformats.org/wordprocessingml/2006/main" xmlns:w14="http://schemas.microsoft.com/office/word/2010/wordml" xmlns:w15="http://schemas.microsoft.com/office/word/2012/wordml" xmlns:w16cei="http://schemas.microsoft.com/office/word/2026/wordml/cei" xmlns:w16cex="http://schemas.microsoft.com/office/word/2018/wordml/cex" xmlns:w16cid="http://schemas.microsoft.com/office/word/2016/wordml/cid" xmlns:w16="http://schemas.microsoft.com/office/word/2018/wordml" xmlns:w16du="http://schemas.microsoft.com/office/word/2023/wordml/word16du" xmlns:w16sdtdh="http://schemas.microsoft.com/office/word/2020/wordml/sdtdatahash" xmlns:w16sdtfl="http://schemas.microsoft.com/office/word/2024/wordml/sdtformatlock" xmlns:w16se="http://schemas.microsoft.com/office/word/2015/wordml/symex" xmlns:wpg="http://schemas.microsoft.com/office/word/2010/wordprocessingGroup" xmlns:wpi="http://schemas.microsoft.com/office/word/2010/wordprocessingInk" xmlns:wne="http://schemas.microsoft.com/office/word/2006/wordml" xmlns:wps="http://schemas.microsoft.com/office/word/2010/wordprocessingShape" mc:Ignorable="w14 w15 w16se w16cid w16 w16cex w16sdtdh w16sdtfl w16du wp14">
   <w:sdt>
     <w:sdtPr>
@@ -3117,12 +3933,11 @@
 </w:ftr>
 </file>
 
-<file path=word/footer2.xml><?xml version="1.0" encoding="utf-8"?>
+<file path=word/footer3.xml><?xml version="1.0" encoding="utf-8"?>
 <w:ftr xmlns:wpc="http://schemas.microsoft.com/office/word/2010/wordprocessingCanvas" xmlns:cx="http://schemas.microsoft.com/office/drawing/2014/chartex" xmlns:cx1="http://schemas.microsoft.com/office/drawing/2015/9/8/chartex" xmlns:cx2="http://schemas.microsoft.com/office/drawing/2015/10/21/chartex" xmlns:cx3="http://schemas.microsoft.com/office/drawing/2016/5/9/chartex" xmlns:cx4="http://schemas.microsoft.com/office/drawing/2016/5/10/chartex" xmlns:cx5="http://schemas.microsoft.com/office/drawing/2016/5/11/chartex" xmlns:cx6="http://schemas.microsoft.com/office/drawing/2016/5/12/chartex" xmlns:cx7="http://schemas.microsoft.com/office/drawing/2016/5/13/chartex" xmlns:cx8="http://schemas.microsoft.com/office/drawing/2016/5/14/chartex" xmlns:mc="http://schemas.openxmlformats.org/markup-compatibility/2006" xmlns:aink="http://schemas.microsoft.com/office/drawing/2016/ink" xmlns:am3d="http://schemas.microsoft.com/office/drawing/2017/model3d" xmlns:o="urn:schemas-microsoft-com:office:office" xmlns:oel="http://schemas.microsoft.com/office/2019/extlst" xmlns:r="http://schemas.openxmlformats.org/officeDocument/2006/relationships" xmlns:m="http://schemas.openxmlformats.org/officeDocument/2006/math" xmlns:v="urn:schemas-microsoft-com:vml" xmlns:wp14="http://schemas.microsoft.com/office/word/2010/wordprocessingDrawing" xmlns:wp="http://schemas.openxmlformats.org/drawingml/2006/wordprocessingDrawing" xmlns:w10="urn:schemas-microsoft-com:office:word" xmlns:w="http://schemas.openxmlformats.org/wordprocessingml/2006/main" xmlns:w14="http://schemas.microsoft.com/office/word/2010/wordml" xmlns:w15="http://schemas.microsoft.com/office/word/2012/wordml" xmlns:w16cei="http://schemas.microsoft.com/office/word/2026/wordml/cei" xmlns:w16cex="http://schemas.microsoft.com/office/word/2018/wordml/cex" xmlns:w16cid="http://schemas.microsoft.com/office/word/2016/wordml/cid" xmlns:w16="http://schemas.microsoft.com/office/word/2018/wordml" xmlns:w16du="http://schemas.microsoft.com/office/word/2023/wordml/word16du" xmlns:w16sdtdh="http://schemas.microsoft.com/office/word/2020/wordml/sdtdatahash" xmlns:w16sdtfl="http://schemas.microsoft.com/office/word/2024/wordml/sdtformatlock" xmlns:w16se="http://schemas.microsoft.com/office/word/2015/wordml/symex" xmlns:wpg="http://schemas.microsoft.com/office/word/2010/wordprocessingGroup" xmlns:wpi="http://schemas.microsoft.com/office/word/2010/wordprocessingInk" xmlns:wne="http://schemas.microsoft.com/office/word/2006/wordml" xmlns:wps="http://schemas.microsoft.com/office/word/2010/wordprocessingShape" mc:Ignorable="w14 w15 w16se w16cid w16 w16cex w16sdtdh w16sdtfl w16du wp14">
   <w:p>
     <w:pPr>
-      <w:pStyle w:val="Footer"/>
-      <w:jc w:val="center"/>
+      <w:pStyle w:val="Subtitle"/>
       <w:rPr>
         <w:lang w:val="hu-HU"/>
       </w:rPr>
@@ -3165,12 +3980,42 @@
 </w:footnotes>
 </file>
 
+<file path=word/header1.xml><?xml version="1.0" encoding="utf-8"?>
+<w:hdr xmlns:wpc="http://schemas.microsoft.com/office/word/2010/wordprocessingCanvas" xmlns:cx="http://schemas.microsoft.com/office/drawing/2014/chartex" xmlns:cx1="http://schemas.microsoft.com/office/drawing/2015/9/8/chartex" xmlns:cx2="http://schemas.microsoft.com/office/drawing/2015/10/21/chartex" xmlns:cx3="http://schemas.microsoft.com/office/drawing/2016/5/9/chartex" xmlns:cx4="http://schemas.microsoft.com/office/drawing/2016/5/10/chartex" xmlns:cx5="http://schemas.microsoft.com/office/drawing/2016/5/11/chartex" xmlns:cx6="http://schemas.microsoft.com/office/drawing/2016/5/12/chartex" xmlns:cx7="http://schemas.microsoft.com/office/drawing/2016/5/13/chartex" xmlns:cx8="http://schemas.microsoft.com/office/drawing/2016/5/14/chartex" xmlns:mc="http://schemas.openxmlformats.org/markup-compatibility/2006" xmlns:aink="http://schemas.microsoft.com/office/drawing/2016/ink" xmlns:am3d="http://schemas.microsoft.com/office/drawing/2017/model3d" xmlns:o="urn:schemas-microsoft-com:office:office" xmlns:oel="http://schemas.microsoft.com/office/2019/extlst" xmlns:r="http://schemas.openxmlformats.org/officeDocument/2006/relationships" xmlns:m="http://schemas.openxmlformats.org/officeDocument/2006/math" xmlns:v="urn:schemas-microsoft-com:vml" xmlns:wp14="http://schemas.microsoft.com/office/word/2010/wordprocessingDrawing" xmlns:wp="http://schemas.openxmlformats.org/drawingml/2006/wordprocessingDrawing" xmlns:w10="urn:schemas-microsoft-com:office:word" xmlns:w="http://schemas.openxmlformats.org/wordprocessingml/2006/main" xmlns:w14="http://schemas.microsoft.com/office/word/2010/wordml" xmlns:w15="http://schemas.microsoft.com/office/word/2012/wordml" xmlns:w16cei="http://schemas.microsoft.com/office/word/2026/wordml/cei" xmlns:w16cex="http://schemas.microsoft.com/office/word/2018/wordml/cex" xmlns:w16cid="http://schemas.microsoft.com/office/word/2016/wordml/cid" xmlns:w16="http://schemas.microsoft.com/office/word/2018/wordml" xmlns:w16du="http://schemas.microsoft.com/office/word/2023/wordml/word16du" xmlns:w16sdtdh="http://schemas.microsoft.com/office/word/2020/wordml/sdtdatahash" xmlns:w16sdtfl="http://schemas.microsoft.com/office/word/2024/wordml/sdtformatlock" xmlns:w16se="http://schemas.microsoft.com/office/word/2015/wordml/symex" xmlns:wpg="http://schemas.microsoft.com/office/word/2010/wordprocessingGroup" xmlns:wpi="http://schemas.microsoft.com/office/word/2010/wordprocessingInk" xmlns:wne="http://schemas.microsoft.com/office/word/2006/wordml" xmlns:wps="http://schemas.microsoft.com/office/word/2010/wordprocessingShape" mc:Ignorable="w14 w15 w16se w16cid w16 w16cex w16sdtdh w16sdtfl w16du wp14">
+  <w:p>
+    <w:pPr>
+      <w:pStyle w:val="Header"/>
+    </w:pPr>
+  </w:p>
+</w:hdr>
+</file>
+
+<file path=word/header2.xml><?xml version="1.0" encoding="utf-8"?>
+<w:hdr xmlns:wpc="http://schemas.microsoft.com/office/word/2010/wordprocessingCanvas" xmlns:cx="http://schemas.microsoft.com/office/drawing/2014/chartex" xmlns:cx1="http://schemas.microsoft.com/office/drawing/2015/9/8/chartex" xmlns:cx2="http://schemas.microsoft.com/office/drawing/2015/10/21/chartex" xmlns:cx3="http://schemas.microsoft.com/office/drawing/2016/5/9/chartex" xmlns:cx4="http://schemas.microsoft.com/office/drawing/2016/5/10/chartex" xmlns:cx5="http://schemas.microsoft.com/office/drawing/2016/5/11/chartex" xmlns:cx6="http://schemas.microsoft.com/office/drawing/2016/5/12/chartex" xmlns:cx7="http://schemas.microsoft.com/office/drawing/2016/5/13/chartex" xmlns:cx8="http://schemas.microsoft.com/office/drawing/2016/5/14/chartex" xmlns:mc="http://schemas.openxmlformats.org/markup-compatibility/2006" xmlns:aink="http://schemas.microsoft.com/office/drawing/2016/ink" xmlns:am3d="http://schemas.microsoft.com/office/drawing/2017/model3d" xmlns:o="urn:schemas-microsoft-com:office:office" xmlns:oel="http://schemas.microsoft.com/office/2019/extlst" xmlns:r="http://schemas.openxmlformats.org/officeDocument/2006/relationships" xmlns:m="http://schemas.openxmlformats.org/officeDocument/2006/math" xmlns:v="urn:schemas-microsoft-com:vml" xmlns:wp14="http://schemas.microsoft.com/office/word/2010/wordprocessingDrawing" xmlns:wp="http://schemas.openxmlformats.org/drawingml/2006/wordprocessingDrawing" xmlns:w10="urn:schemas-microsoft-com:office:word" xmlns:w="http://schemas.openxmlformats.org/wordprocessingml/2006/main" xmlns:w14="http://schemas.microsoft.com/office/word/2010/wordml" xmlns:w15="http://schemas.microsoft.com/office/word/2012/wordml" xmlns:w16cei="http://schemas.microsoft.com/office/word/2026/wordml/cei" xmlns:w16cex="http://schemas.microsoft.com/office/word/2018/wordml/cex" xmlns:w16cid="http://schemas.microsoft.com/office/word/2016/wordml/cid" xmlns:w16="http://schemas.microsoft.com/office/word/2018/wordml" xmlns:w16du="http://schemas.microsoft.com/office/word/2023/wordml/word16du" xmlns:w16sdtdh="http://schemas.microsoft.com/office/word/2020/wordml/sdtdatahash" xmlns:w16sdtfl="http://schemas.microsoft.com/office/word/2024/wordml/sdtformatlock" xmlns:w16se="http://schemas.microsoft.com/office/word/2015/wordml/symex" xmlns:wpg="http://schemas.microsoft.com/office/word/2010/wordprocessingGroup" xmlns:wpi="http://schemas.microsoft.com/office/word/2010/wordprocessingInk" xmlns:wne="http://schemas.microsoft.com/office/word/2006/wordml" xmlns:wps="http://schemas.microsoft.com/office/word/2010/wordprocessingShape" mc:Ignorable="w14 w15 w16se w16cid w16 w16cex w16sdtdh w16sdtfl w16du wp14">
+  <w:p>
+    <w:pPr>
+      <w:pStyle w:val="Header"/>
+    </w:pPr>
+  </w:p>
+</w:hdr>
+</file>
+
+<file path=word/header3.xml><?xml version="1.0" encoding="utf-8"?>
+<w:hdr xmlns:wpc="http://schemas.microsoft.com/office/word/2010/wordprocessingCanvas" xmlns:cx="http://schemas.microsoft.com/office/drawing/2014/chartex" xmlns:cx1="http://schemas.microsoft.com/office/drawing/2015/9/8/chartex" xmlns:cx2="http://schemas.microsoft.com/office/drawing/2015/10/21/chartex" xmlns:cx3="http://schemas.microsoft.com/office/drawing/2016/5/9/chartex" xmlns:cx4="http://schemas.microsoft.com/office/drawing/2016/5/10/chartex" xmlns:cx5="http://schemas.microsoft.com/office/drawing/2016/5/11/chartex" xmlns:cx6="http://schemas.microsoft.com/office/drawing/2016/5/12/chartex" xmlns:cx7="http://schemas.microsoft.com/office/drawing/2016/5/13/chartex" xmlns:cx8="http://schemas.microsoft.com/office/drawing/2016/5/14/chartex" xmlns:mc="http://schemas.openxmlformats.org/markup-compatibility/2006" xmlns:aink="http://schemas.microsoft.com/office/drawing/2016/ink" xmlns:am3d="http://schemas.microsoft.com/office/drawing/2017/model3d" xmlns:o="urn:schemas-microsoft-com:office:office" xmlns:oel="http://schemas.microsoft.com/office/2019/extlst" xmlns:r="http://schemas.openxmlformats.org/officeDocument/2006/relationships" xmlns:m="http://schemas.openxmlformats.org/officeDocument/2006/math" xmlns:v="urn:schemas-microsoft-com:vml" xmlns:wp14="http://schemas.microsoft.com/office/word/2010/wordprocessingDrawing" xmlns:wp="http://schemas.openxmlformats.org/drawingml/2006/wordprocessingDrawing" xmlns:w10="urn:schemas-microsoft-com:office:word" xmlns:w="http://schemas.openxmlformats.org/wordprocessingml/2006/main" xmlns:w14="http://schemas.microsoft.com/office/word/2010/wordml" xmlns:w15="http://schemas.microsoft.com/office/word/2012/wordml" xmlns:w16cei="http://schemas.microsoft.com/office/word/2026/wordml/cei" xmlns:w16cex="http://schemas.microsoft.com/office/word/2018/wordml/cex" xmlns:w16cid="http://schemas.microsoft.com/office/word/2016/wordml/cid" xmlns:w16="http://schemas.microsoft.com/office/word/2018/wordml" xmlns:w16du="http://schemas.microsoft.com/office/word/2023/wordml/word16du" xmlns:w16sdtdh="http://schemas.microsoft.com/office/word/2020/wordml/sdtdatahash" xmlns:w16sdtfl="http://schemas.microsoft.com/office/word/2024/wordml/sdtformatlock" xmlns:w16se="http://schemas.microsoft.com/office/word/2015/wordml/symex" xmlns:wpg="http://schemas.microsoft.com/office/word/2010/wordprocessingGroup" xmlns:wpi="http://schemas.microsoft.com/office/word/2010/wordprocessingInk" xmlns:wne="http://schemas.microsoft.com/office/word/2006/wordml" xmlns:wps="http://schemas.microsoft.com/office/word/2010/wordprocessingShape" mc:Ignorable="w14 w15 w16se w16cid w16 w16cex w16sdtdh w16sdtfl w16du wp14">
+  <w:p>
+    <w:pPr>
+      <w:pStyle w:val="Header"/>
+    </w:pPr>
+  </w:p>
+</w:hdr>
+</file>
+
 <file path=word/numbering.xml><?xml version="1.0" encoding="utf-8"?>
 <w:numbering xmlns:wpc="http://schemas.microsoft.com/office/word/2010/wordprocessingCanvas" xmlns:cx="http://schemas.microsoft.com/office/drawing/2014/chartex" xmlns:cx1="http://schemas.microsoft.com/office/drawing/2015/9/8/chartex" xmlns:cx2="http://schemas.microsoft.com/office/drawing/2015/10/21/chartex" xmlns:cx3="http://schemas.microsoft.com/office/drawing/2016/5/9/chartex" xmlns:cx4="http://schemas.microsoft.com/office/drawing/2016/5/10/chartex" xmlns:cx5="http://schemas.microsoft.com/office/drawing/2016/5/11/chartex" xmlns:cx6="http://schemas.microsoft.com/office/drawing/2016/5/12/chartex" xmlns:cx7="http://schemas.microsoft.com/office/drawing/2016/5/13/chartex" xmlns:cx8="http://schemas.microsoft.com/office/drawing/2016/5/14/chartex" xmlns:mc="http://schemas.openxmlformats.org/markup-compatibility/2006" xmlns:aink="http://schemas.microsoft.com/office/drawing/2016/ink" xmlns:am3d="http://schemas.microsoft.com/office/drawing/2017/model3d" xmlns:o="urn:schemas-microsoft-com:office:office" xmlns:oel="http://schemas.microsoft.com/office/2019/extlst" xmlns:r="http://schemas.openxmlformats.org/officeDocument/2006/relationships" xmlns:m="http://schemas.openxmlformats.org/officeDocument/2006/math" xmlns:v="urn:schemas-microsoft-com:vml" xmlns:wp14="http://schemas.microsoft.com/office/word/2010/wordprocessingDrawing" xmlns:wp="http://schemas.openxmlformats.org/drawingml/2006/wordprocessingDrawing" xmlns:w10="urn:schemas-microsoft-com:office:word" xmlns:w="http://schemas.openxmlformats.org/wordprocessingml/2006/main" xmlns:w14="http://schemas.microsoft.com/office/word/2010/wordml" xmlns:w15="http://schemas.microsoft.com/office/word/2012/wordml" xmlns:w16cei="http://schemas.microsoft.com/office/word/2026/wordml/cei" xmlns:w16cex="http://schemas.microsoft.com/office/word/2018/wordml/cex" xmlns:w16cid="http://schemas.microsoft.com/office/word/2016/wordml/cid" xmlns:w16="http://schemas.microsoft.com/office/word/2018/wordml" xmlns:w16du="http://schemas.microsoft.com/office/word/2023/wordml/word16du" xmlns:w16sdtdh="http://schemas.microsoft.com/office/word/2020/wordml/sdtdatahash" xmlns:w16sdtfl="http://schemas.microsoft.com/office/word/2024/wordml/sdtformatlock" xmlns:w16se="http://schemas.microsoft.com/office/word/2015/wordml/symex" xmlns:wpg="http://schemas.microsoft.com/office/word/2010/wordprocessingGroup" xmlns:wpi="http://schemas.microsoft.com/office/word/2010/wordprocessingInk" xmlns:wne="http://schemas.microsoft.com/office/word/2006/wordml" xmlns:wps="http://schemas.microsoft.com/office/word/2010/wordprocessingShape" mc:Ignorable="w14 w15 w16se w16cid w16 w16cex w16sdtdh w16sdtfl w16du wp14">
   <w:abstractNum w:abstractNumId="0" w15:restartNumberingAfterBreak="0">
     <w:nsid w:val="09664F23"/>
     <w:multiLevelType w:val="hybridMultilevel"/>
-    <w:tmpl w:val="95128008"/>
+    <w:tmpl w:val="3EDCD066"/>
     <w:lvl w:ilvl="0" w:tplc="04090001">
       <w:start w:val="1"/>
       <w:numFmt w:val="bullet"/>

--- a/Docs/Felhasználói kézikönyv.docx
+++ b/Docs/Felhasználói kézikönyv.docx
@@ -1473,6 +1473,134 @@
     </w:p>
     <w:p>
       <w:pPr>
+        <w:ind w:left="360" w:firstLine="360"/>
+        <w:rPr>
+          <w:sz w:val="28"/>
+          <w:szCs w:val="28"/>
+        </w:rPr>
+      </w:pPr>
+      <w:r>
+        <w:rPr>
+          <w:sz w:val="28"/>
+          <w:szCs w:val="28"/>
+          <w:u w:val="single"/>
+        </w:rPr>
+        <w:t>Fontos</w:t>
+      </w:r>
+      <w:r>
+        <w:rPr>
+          <w:sz w:val="28"/>
+          <w:szCs w:val="28"/>
+        </w:rPr>
+        <w:t xml:space="preserve">: Ha “admin”-t </w:t>
+      </w:r>
+      <w:proofErr w:type="spellStart"/>
+      <w:r>
+        <w:rPr>
+          <w:sz w:val="28"/>
+          <w:szCs w:val="28"/>
+        </w:rPr>
+        <w:t>adunk</w:t>
+      </w:r>
+      <w:proofErr w:type="spellEnd"/>
+      <w:r>
+        <w:rPr>
+          <w:sz w:val="28"/>
+          <w:szCs w:val="28"/>
+        </w:rPr>
+        <w:t xml:space="preserve"> meg </w:t>
+      </w:r>
+      <w:proofErr w:type="spellStart"/>
+      <w:r>
+        <w:rPr>
+          <w:sz w:val="28"/>
+          <w:szCs w:val="28"/>
+        </w:rPr>
+        <w:t>felhasználónévnek</w:t>
+      </w:r>
+      <w:proofErr w:type="spellEnd"/>
+      <w:r>
+        <w:rPr>
+          <w:sz w:val="28"/>
+          <w:szCs w:val="28"/>
+        </w:rPr>
+        <w:t xml:space="preserve">, </w:t>
+      </w:r>
+      <w:proofErr w:type="spellStart"/>
+      <w:r>
+        <w:rPr>
+          <w:sz w:val="28"/>
+          <w:szCs w:val="28"/>
+        </w:rPr>
+        <w:t>bármelyik</w:t>
+      </w:r>
+      <w:proofErr w:type="spellEnd"/>
+      <w:r>
+        <w:rPr>
+          <w:sz w:val="28"/>
+          <w:szCs w:val="28"/>
+        </w:rPr>
+        <w:t xml:space="preserve"> </w:t>
+      </w:r>
+      <w:proofErr w:type="spellStart"/>
+      <w:r>
+        <w:rPr>
+          <w:sz w:val="28"/>
+          <w:szCs w:val="28"/>
+        </w:rPr>
+        <w:t>foglalást</w:t>
+      </w:r>
+      <w:proofErr w:type="spellEnd"/>
+      <w:r>
+        <w:rPr>
+          <w:sz w:val="28"/>
+          <w:szCs w:val="28"/>
+        </w:rPr>
+        <w:t xml:space="preserve"> ki</w:t>
+      </w:r>
+    </w:p>
+    <w:p>
+      <w:pPr>
+        <w:rPr>
+          <w:sz w:val="28"/>
+          <w:szCs w:val="28"/>
+        </w:rPr>
+      </w:pPr>
+      <w:proofErr w:type="spellStart"/>
+      <w:r>
+        <w:rPr>
+          <w:sz w:val="28"/>
+          <w:szCs w:val="28"/>
+        </w:rPr>
+        <w:t>lehet</w:t>
+      </w:r>
+      <w:proofErr w:type="spellEnd"/>
+      <w:r>
+        <w:rPr>
+          <w:sz w:val="28"/>
+          <w:szCs w:val="28"/>
+        </w:rPr>
+        <w:t xml:space="preserve"> </w:t>
+      </w:r>
+      <w:proofErr w:type="spellStart"/>
+      <w:r>
+        <w:rPr>
+          <w:sz w:val="28"/>
+          <w:szCs w:val="28"/>
+        </w:rPr>
+        <w:t>törölni</w:t>
+      </w:r>
+      <w:proofErr w:type="spellEnd"/>
+      <w:r>
+        <w:rPr>
+          <w:sz w:val="28"/>
+          <w:szCs w:val="28"/>
+        </w:rPr>
+        <w:t>!</w:t>
+      </w:r>
+    </w:p>
+    <w:p>
+      <w:pPr>
         <w:pStyle w:val="ListParagraph"/>
         <w:numPr>
           <w:ilvl w:val="0"/>
@@ -1915,7 +2043,6 @@
           <w:sz w:val="28"/>
           <w:szCs w:val="28"/>
         </w:rPr>
-        <w:lastRenderedPageBreak/>
         <w:t xml:space="preserve">Nem a </w:t>
       </w:r>
       <w:proofErr w:type="spellStart"/>
@@ -2384,6 +2511,7 @@
           <w:szCs w:val="28"/>
           <w:lang w:val="hu-HU"/>
         </w:rPr>
+        <w:lastRenderedPageBreak/>
         <w:t>Meg kell választani a parkolás kezdetét, és végét. A bemenetre kattintva előjön a menü, ahol ki lehet választani a dátumot pontosan</w:t>
       </w:r>
     </w:p>
@@ -2404,7 +2532,6 @@
           <w:u w:val="single"/>
           <w:lang w:val="hu-HU"/>
         </w:rPr>
-        <w:lastRenderedPageBreak/>
         <w:t>Fontos</w:t>
       </w:r>
       <w:r>
@@ -3213,6 +3340,7 @@
           <w:noProof/>
           <w:lang w:val="hu-HU"/>
         </w:rPr>
+        <w:lastRenderedPageBreak/>
         <w:drawing>
           <wp:inline distT="0" distB="0" distL="0" distR="0" wp14:anchorId="68DCBB70" wp14:editId="6AF32F7D">
             <wp:extent cx="5943600" cy="1131570"/>
@@ -3269,7 +3397,6 @@
           <w:szCs w:val="28"/>
           <w:lang w:val="hu-HU"/>
         </w:rPr>
-        <w:lastRenderedPageBreak/>
         <w:t xml:space="preserve">Egy parkoló helyre kattintva ezt a rendszer ki fogja választani, és ki fogja nekünk írni. Végezetül, a </w:t>
       </w:r>
       <w:r>
